--- a/my-cv.docx
+++ b/my-cv.docx
@@ -22,7 +22,7 @@
       <w:pPr>
         <w:pStyle w:val="FirstParagraph"/>
       </w:pPr>
-      <w:hyperlink r:id="rId20">
+      <w:hyperlink r:id="rId9">
         <w:r>
           <w:rPr>
             <w:rStyle w:val="Hyperlink"/>
@@ -39,7 +39,7 @@
       <w:r>
         <w:t xml:space="preserve"> </w:t>
       </w:r>
-      <w:hyperlink r:id="rId21">
+      <w:hyperlink r:id="rId10">
         <w:r>
           <w:rPr>
             <w:rStyle w:val="Hyperlink"/>
@@ -56,7 +56,7 @@
       <w:r>
         <w:t xml:space="preserve"> </w:t>
       </w:r>
-      <w:hyperlink r:id="rId22">
+      <w:hyperlink r:id="rId11">
         <w:r>
           <w:rPr>
             <w:rStyle w:val="Hyperlink"/>
@@ -73,7 +73,7 @@
       <w:r>
         <w:t xml:space="preserve"> </w:t>
       </w:r>
-      <w:hyperlink r:id="rId23">
+      <w:hyperlink r:id="rId12">
         <w:r>
           <w:rPr>
             <w:rStyle w:val="Hyperlink"/>
@@ -90,7 +90,7 @@
       <w:r>
         <w:t xml:space="preserve"> </w:t>
       </w:r>
-      <w:hyperlink r:id="rId24">
+      <w:hyperlink r:id="rId13">
         <w:r>
           <w:rPr>
             <w:rStyle w:val="Hyperlink"/>
@@ -107,7 +107,7 @@
       <w:r>
         <w:t xml:space="preserve"> </w:t>
       </w:r>
-      <w:hyperlink r:id="rId25">
+      <w:hyperlink r:id="rId14">
         <w:r>
           <w:rPr>
             <w:rStyle w:val="Hyperlink"/>
@@ -116,7 +116,7 @@
         </w:r>
       </w:hyperlink>
     </w:p>
-    <w:bookmarkStart w:id="27" w:name="section"/>
+    <w:bookmarkStart w:id="16" w:name="Xd87754c327b99ffde6cefa1a69d719427b26647"/>
     <w:p>
       <w:pPr>
         <w:pStyle w:val="Heading2"/>
@@ -179,7 +179,7 @@
         <w:t xml:space="preserve">, Upside Down Underwater Basket Weaving, University of Awesomeness, Anylocation, US</w:t>
       </w:r>
     </w:p>
-    <w:bookmarkStart w:id="26" w:name="section-1"/>
+    <w:bookmarkStart w:id="15" w:name="Xc03771d45dd35981aa6f79a77f27ab18bbc4ef7"/>
     <w:p>
       <w:pPr>
         <w:pStyle w:val="Heading3"/>
@@ -210,9 +210,9 @@
         <w:t xml:space="preserve">), University of Awesomeness, Anylocation, US</w:t>
       </w:r>
     </w:p>
-    <w:bookmarkEnd w:id="26"/>
-    <w:bookmarkEnd w:id="27"/>
-    <w:bookmarkStart w:id="28" w:name="section-2"/>
+    <w:bookmarkEnd w:id="15"/>
+    <w:bookmarkEnd w:id="16"/>
+    <w:bookmarkStart w:id="17" w:name="X24f7b82fbea9eb6018cca08dc52fc902d4e4e0f"/>
     <w:p>
       <w:pPr>
         <w:pStyle w:val="Heading2"/>
@@ -249,8 +249,8 @@
         <w:t xml:space="preserve">Underwater Basket Weavers of America, Pacific Ocean</w:t>
       </w:r>
     </w:p>
-    <w:bookmarkEnd w:id="28"/>
-    <w:bookmarkStart w:id="29" w:name="section-3"/>
+    <w:bookmarkEnd w:id="17"/>
+    <w:bookmarkStart w:id="18" w:name="X15300f8caa3d0067ba92db64014ca6e44a59459"/>
     <w:p>
       <w:pPr>
         <w:pStyle w:val="Heading2"/>
@@ -278,8 +278,8 @@
         <w:t xml:space="preserve">Fellow, International Association of Underwater Basket Weavers</w:t>
       </w:r>
     </w:p>
-    <w:bookmarkEnd w:id="29"/>
-    <w:bookmarkStart w:id="30" w:name="section-4"/>
+    <w:bookmarkEnd w:id="18"/>
+    <w:bookmarkStart w:id="19" w:name="X88dc31c0dc4c90f3c773289f7f428db16e91eb2"/>
     <w:p>
       <w:pPr>
         <w:pStyle w:val="Heading2"/>
@@ -303,8 +303,8 @@
         <w:t xml:space="preserve">International Basket Weaving Society</w:t>
       </w:r>
     </w:p>
-    <w:bookmarkEnd w:id="30"/>
-    <w:bookmarkStart w:id="31" w:name="section-5"/>
+    <w:bookmarkEnd w:id="19"/>
+    <w:bookmarkStart w:id="20" w:name="X9fad672ad9e01863f25a27a9c55c1c92e02598c"/>
     <w:p>
       <w:pPr>
         <w:pStyle w:val="Heading2"/>
@@ -338,8 +338,8 @@
         <w:t xml:space="preserve">“Testing new biofriendly weaving material in underwater environments”</w:t>
       </w:r>
     </w:p>
-    <w:bookmarkEnd w:id="31"/>
-    <w:bookmarkStart w:id="32" w:name="section-6"/>
+    <w:bookmarkEnd w:id="20"/>
+    <w:bookmarkStart w:id="21" w:name="Xe4e063ebebf5a29c55fa3c0cd11f1c85b7376b0"/>
     <w:p>
       <w:pPr>
         <w:pStyle w:val="Heading2"/>
@@ -367,8 +367,8 @@
         <w:t xml:space="preserve">Developing eco-friendly baskets in underwater environments: combatting biodegradation when weaving baskets underwater</w:t>
       </w:r>
     </w:p>
-    <w:bookmarkEnd w:id="32"/>
-    <w:bookmarkStart w:id="37" w:name="section-7"/>
+    <w:bookmarkEnd w:id="21"/>
+    <w:bookmarkStart w:id="26" w:name="Xb202fbfa1fd8ae651a6cd07a1d05588bfbe95ba"/>
     <w:p>
       <w:pPr>
         <w:pStyle w:val="Heading2"/>
@@ -380,7 +380,7 @@
         <w:t xml:space="preserve">Publications and Presentations</w:t>
       </w:r>
     </w:p>
-    <w:bookmarkStart w:id="33" w:name="section-8"/>
+    <w:bookmarkStart w:id="22" w:name="X62d86db5208abf19c51c0e2ab0c4abababa6c6b"/>
     <w:p>
       <w:pPr>
         <w:pStyle w:val="Heading3"/>
@@ -413,8 +413,8 @@
         <w:t xml:space="preserve">Paper 3</w:t>
       </w:r>
     </w:p>
-    <w:bookmarkEnd w:id="33"/>
-    <w:bookmarkStart w:id="34" w:name="section-9"/>
+    <w:bookmarkEnd w:id="22"/>
+    <w:bookmarkStart w:id="23" w:name="X286ed0809d79229a23a2ef173a5a951741a7cfb"/>
     <w:p>
       <w:pPr>
         <w:pStyle w:val="Heading3"/>
@@ -439,8 +439,8 @@
         <w:t xml:space="preserve">Proceedings 2</w:t>
       </w:r>
     </w:p>
-    <w:bookmarkEnd w:id="34"/>
-    <w:bookmarkStart w:id="35" w:name="section-10"/>
+    <w:bookmarkEnd w:id="23"/>
+    <w:bookmarkStart w:id="24" w:name="X55c0eb2e211489f40ea86fc4390f9045f5a50e0"/>
     <w:p>
       <w:pPr>
         <w:pStyle w:val="Heading3"/>
@@ -457,8 +457,8 @@
         <w:t xml:space="preserve">Tech Report 1</w:t>
       </w:r>
     </w:p>
-    <w:bookmarkEnd w:id="35"/>
-    <w:bookmarkStart w:id="36" w:name="section-11"/>
+    <w:bookmarkEnd w:id="24"/>
+    <w:bookmarkStart w:id="25" w:name="X2b0788b8472ed4653a4af7908b20b1337df4de8"/>
     <w:p>
       <w:pPr>
         <w:pStyle w:val="Heading3"/>
@@ -491,9 +491,9 @@
         <w:t xml:space="preserve">Poster 1</w:t>
       </w:r>
     </w:p>
-    <w:bookmarkEnd w:id="36"/>
-    <w:bookmarkEnd w:id="37"/>
-    <w:bookmarkStart w:id="38" w:name="section-12"/>
+    <w:bookmarkEnd w:id="25"/>
+    <w:bookmarkEnd w:id="26"/>
+    <w:bookmarkStart w:id="27" w:name="X7a17618d05294f5f9a3a3314fa3bd6a66c81c4d"/>
     <w:p>
       <w:pPr>
         <w:pStyle w:val="Heading2"/>
@@ -517,8 +517,8 @@
         <w:t xml:space="preserve">Local news interview about unusual careers (2005)</w:t>
       </w:r>
     </w:p>
-    <w:bookmarkEnd w:id="38"/>
-    <w:bookmarkStart w:id="39" w:name="section-13"/>
+    <w:bookmarkEnd w:id="27"/>
+    <w:bookmarkStart w:id="28" w:name="X984e6c3cb9b1076bab1804ed5becf7fc2a01703"/>
     <w:p>
       <w:pPr>
         <w:pStyle w:val="Heading2"/>
@@ -552,8 +552,8 @@
         <w:t xml:space="preserve">), University of Awesomeness</w:t>
       </w:r>
     </w:p>
-    <w:bookmarkEnd w:id="39"/>
-    <w:bookmarkStart w:id="40" w:name="section-14"/>
+    <w:bookmarkEnd w:id="28"/>
+    <w:bookmarkStart w:id="29" w:name="Xee729d79f922a34d96c8555e489fed2ab5ead64"/>
     <w:p>
       <w:pPr>
         <w:pStyle w:val="Heading2"/>
@@ -581,8 +581,8 @@
         <w:t xml:space="preserve">Founded a basket weaving club, University of Awesomeness</w:t>
       </w:r>
     </w:p>
-    <w:bookmarkEnd w:id="40"/>
-    <w:bookmarkStart w:id="41" w:name="section-15"/>
+    <w:bookmarkEnd w:id="29"/>
+    <w:bookmarkStart w:id="30" w:name="X842478f6c378a4af2259365f507ee0a26530468"/>
     <w:p>
       <w:pPr>
         <w:pStyle w:val="Heading2"/>
@@ -606,7 +606,7 @@
         <w:t xml:space="preserve">SCUBA</w:t>
       </w:r>
     </w:p>
-    <w:bookmarkEnd w:id="41"/>
+    <w:bookmarkEnd w:id="30"/>
     <w:sectPr>
       <w:footnotePr>
         <w:numRestart w:val="eachSect"/>
@@ -843,10 +843,10 @@
   <w:docDefaults>
     <w:rPrDefault>
       <w:rPr>
-        <w:rFonts w:asciiTheme="minorHAnsi" w:cstheme="minorBidi" w:eastAsiaTheme="minorHAnsi" w:hAnsiTheme="minorHAnsi"/>
+        <w:rFonts w:asciiTheme="minorHAnsi" w:cstheme="minorBidi" w:eastAsiaTheme="minorEastAsia" w:hAnsiTheme="minorHAnsi"/>
         <w:sz w:val="24"/>
         <w:szCs w:val="24"/>
-        <w:lang w:bidi="ar-SA" w:eastAsia="en-US" w:val="en-US"/>
+        <w:lang w:bidi="ar-SA" w:eastAsia="zh-CN" w:val="en-US"/>
       </w:rPr>
     </w:rPrDefault>
     <w:pPrDefault>
@@ -1387,13 +1387,6 @@
       </w:tblCellMar>
     </w:tblPr>
     <w:tblStylePr w:type="firstRow">
-      <w:tblPr>
-        <w:jc w:val="left"/>
-        <w:tblInd w:type="dxa" w:w="0"/>
-      </w:tblPr>
-      <w:trPr>
-        <w:jc w:val="left"/>
-      </w:trPr>
       <w:tcPr>
         <w:tcBorders>
           <w:bottom w:val="single"/>
